--- a/docs/Bill_Reminder_Report_Sections.docx
+++ b/docs/Bill_Reminder_Report_Sections.docx
@@ -24,7 +24,23 @@
           <w:color w:val="4A5568"/>
           <w:sz w:val="24"/>
         </w:rPr>
-        <w:t>IBL23305  Mobile Application Development Capstone Report</w:t>
+        <w:t>IBL</w:t>
+      </w:r>
+      <w:proofErr w:type="gramStart"/>
+      <w:r>
+        <w:rPr>
+          <w:color w:val="4A5568"/>
+          <w:sz w:val="24"/>
+        </w:rPr>
+        <w:t>23305  Mobile</w:t>
+      </w:r>
+      <w:proofErr w:type="gramEnd"/>
+      <w:r>
+        <w:rPr>
+          <w:color w:val="4A5568"/>
+          <w:sz w:val="24"/>
+        </w:rPr>
+        <w:t xml:space="preserve"> Application Development Capstone Report</w:t>
       </w:r>
       <w:r>
         <w:rPr>
@@ -46,12 +62,36 @@
     </w:p>
     <w:p>
       <w:r>
-        <w:t>Late payment fees rarely come from a lack of money  they come from a due date that nobody was watching. Mobile money platforms such as M-Pesa and Airtel Money move funds instantly but have no concept of what is due, or when. General-purpose expense trackers look backward: they explain spending after it has already happened, rather than warning a user before a deadline is missed. Dedicated bill-management apps that do address due dates typically require a cloud account and a network connection just to record a reminder that is fundamentally local and personal.</w:t>
+        <w:t xml:space="preserve">Late payment fees rarely come from a lack of </w:t>
+      </w:r>
+      <w:proofErr w:type="gramStart"/>
+      <w:r>
+        <w:t>money</w:t>
+      </w:r>
+      <w:proofErr w:type="gramEnd"/>
+      <w:r>
+        <w:t xml:space="preserve"> they come from a due date that nobody was watching. Mobile money platforms such as M-Pesa and Airtel Money move funds instantly but have no concept of what is due, or when. General-purpose expense trackers look backward: they explain spending after it has already happened, rather than warning a user before a deadline is missed. Dedicated bill-management apps that do address due dates typically require a cloud account and a network connection just to record a reminder that is fundamentally local and personal.</w:t>
       </w:r>
     </w:p>
     <w:p>
       <w:r>
-        <w:t>Bill Reminder is a native Android application that closes this specific gap. It keeps a single, locally-stored list of a user's recurring bills  utilities, subscriptions, rent, loans  sorted by urgency, and lets the user resolve the most pressing one in a single tap or a single physical shake of the phone. It does not attempt to replace a payment app or a full personal-finance suite; it solves one problem, the one that actually causes late fees: forgetting a date.</w:t>
+        <w:t xml:space="preserve">Bill Reminder is a native Android application that closes this specific gap. It keeps a single, </w:t>
+      </w:r>
+      <w:proofErr w:type="gramStart"/>
+      <w:r>
+        <w:t>locally-stored</w:t>
+      </w:r>
+      <w:proofErr w:type="gramEnd"/>
+      <w:r>
+        <w:t xml:space="preserve"> list of a user's recurring </w:t>
+      </w:r>
+      <w:proofErr w:type="gramStart"/>
+      <w:r>
+        <w:t>bills  utilities</w:t>
+      </w:r>
+      <w:proofErr w:type="gramEnd"/>
+      <w:r>
+        <w:t>, subscriptions, rent, loans sorted by urgency, and lets the user resolve the most pressing one in a single tap or a single physical shake of the phone. It does not attempt to replace a payment app or a full personal-finance suite; it solves one problem, the one that actually causes late fees: forgetting a date.</w:t>
       </w:r>
     </w:p>
     <w:p>
@@ -123,7 +163,15 @@
         <w:t xml:space="preserve">Out of scope: </w:t>
       </w:r>
       <w:r>
-        <w:t>Firebase or any other cloud authentication provider; server-issued push notifications; multi-device account synchronization; and payment processing of any kind. These were excluded deliberately  the app reminds a user of a bill, it does not move money or manage a backend service, which keeps the project's scope answerable within a single academic term.</w:t>
+        <w:t xml:space="preserve">Firebase or any other cloud authentication provider; server-issued push notifications; multi-device account synchronization; and payment processing of any kind. These were excluded </w:t>
+      </w:r>
+      <w:proofErr w:type="gramStart"/>
+      <w:r>
+        <w:t>deliberately  the</w:t>
+      </w:r>
+      <w:proofErr w:type="gramEnd"/>
+      <w:r>
+        <w:t xml:space="preserve"> app reminds a user of a bill, it does not move money or manage a backend service, which keeps the project's scope answerable within a single academic term.</w:t>
       </w:r>
     </w:p>
     <w:p/>
@@ -148,7 +196,23 @@
     </w:p>
     <w:p>
       <w:r>
-        <w:t>The challenges below were not anticipated at design time  each was found only by building, installing, and actually using the running application on a physical device over ADB wireless debugging, rather than by reading the source code.</w:t>
+        <w:t xml:space="preserve">The challenges below were not anticipated at design </w:t>
+      </w:r>
+      <w:proofErr w:type="gramStart"/>
+      <w:r>
+        <w:t>time  each</w:t>
+      </w:r>
+      <w:proofErr w:type="gramEnd"/>
+      <w:r>
+        <w:t xml:space="preserve"> was found only by building, installing, and </w:t>
+      </w:r>
+      <w:proofErr w:type="gramStart"/>
+      <w:r>
+        <w:t>actually using</w:t>
+      </w:r>
+      <w:proofErr w:type="gramEnd"/>
+      <w:r>
+        <w:t xml:space="preserve"> the running application on a physical device over ADB wireless debugging, rather than by reading the source code.</w:t>
       </w:r>
     </w:p>
     <w:p/>
@@ -456,7 +520,23 @@
     <w:p/>
     <w:p>
       <w:r>
-        <w:t>Taken together, these five issues illustrate a consistent pattern: the defects that mattered were behavioral and only visible at runtime on real hardware  a sensor firing too often, a navigation state drifting out of sync, a platform default hiding UI text  rather than syntax errors a compiler would catch. This is the basis for the testing approach used throughout the project: every user-facing change was built, installed on a physical device over ADB, and visually verified before being considered complete.</w:t>
+        <w:t xml:space="preserve">Taken together, these five issues illustrate a consistent pattern: the defects that mattered were behavioral and only visible at runtime on real </w:t>
+      </w:r>
+      <w:proofErr w:type="gramStart"/>
+      <w:r>
+        <w:t>hardware  a</w:t>
+      </w:r>
+      <w:proofErr w:type="gramEnd"/>
+      <w:r>
+        <w:t xml:space="preserve"> sensor firing too often, a navigation state drifting out of sync, a platform default hiding UI </w:t>
+      </w:r>
+      <w:proofErr w:type="gramStart"/>
+      <w:r>
+        <w:t>text  rather</w:t>
+      </w:r>
+      <w:proofErr w:type="gramEnd"/>
+      <w:r>
+        <w:t xml:space="preserve"> than syntax errors a compiler would catch. This is the basis for the testing approach used throughout the project: every user-facing change was built, installed on a physical device over ADB, and visually verified before being considered complete.</w:t>
       </w:r>
     </w:p>
     <w:sectPr>
